--- a/Lab 6/Lab #6.docx
+++ b/Lab 6/Lab #6.docx
@@ -605,27 +605,7 @@
           <w:szCs w:val="28"/>
           <w:lang w:val="uk-UA"/>
         </w:rPr>
-        <w:t>навчитися створювати тести для перевірки користувацьких сценаріїв, розібратися в існуючих інструментах для створення тесті</w:t>
-      </w:r>
-      <w:proofErr w:type="gramStart"/>
-      <w:r>
-        <w:rPr>
-          <w:rFonts w:ascii="Times New Roman" w:hAnsi="Times New Roman"/>
-          <w:sz w:val="28"/>
-          <w:szCs w:val="28"/>
-          <w:lang w:val="uk-UA"/>
-        </w:rPr>
-        <w:t>в</w:t>
-      </w:r>
-      <w:proofErr w:type="gramEnd"/>
-      <w:r>
-        <w:rPr>
-          <w:rFonts w:ascii="Times New Roman" w:hAnsi="Times New Roman"/>
-          <w:sz w:val="28"/>
-          <w:szCs w:val="28"/>
-          <w:lang w:val="uk-UA"/>
-        </w:rPr>
-        <w:t xml:space="preserve"> для перевірки користувацьких сценаріїв та навчитися їх обирати.</w:t>
+        <w:t>навчитися створювати тести для перевірки користувацьких сценаріїв, розібратися в існуючих інструментах для створення тестів для перевірки користувацьких сценаріїв та навчитися їх обирати.</w:t>
       </w:r>
     </w:p>
     <w:p>
@@ -1352,23 +1332,13 @@
         <w:t xml:space="preserve">, </w:t>
       </w:r>
       <w:proofErr w:type="spellStart"/>
-      <w:proofErr w:type="gramStart"/>
-      <w:r>
-        <w:rPr>
-          <w:rFonts w:ascii="Times New Roman" w:hAnsi="Times New Roman"/>
-          <w:sz w:val="28"/>
-          <w:szCs w:val="28"/>
-        </w:rPr>
-        <w:t>п</w:t>
-      </w:r>
-      <w:proofErr w:type="gramEnd"/>
-      <w:r>
-        <w:rPr>
-          <w:rFonts w:ascii="Times New Roman" w:hAnsi="Times New Roman"/>
-          <w:sz w:val="28"/>
-          <w:szCs w:val="28"/>
-        </w:rPr>
-        <w:t>ідключення</w:t>
+      <w:r>
+        <w:rPr>
+          <w:rFonts w:ascii="Times New Roman" w:hAnsi="Times New Roman"/>
+          <w:sz w:val="28"/>
+          <w:szCs w:val="28"/>
+        </w:rPr>
+        <w:t>підключення</w:t>
       </w:r>
       <w:proofErr w:type="spellEnd"/>
       <w:r>
@@ -6703,7 +6673,6 @@
         </w:rPr>
         <w:t xml:space="preserve">  </w:t>
       </w:r>
-      <w:proofErr w:type="gramStart"/>
       <w:r>
         <w:rPr>
           <w:rFonts w:ascii="Courier New" w:hAnsi="Courier New" w:cs="Courier New"/>
@@ -6776,7 +6745,6 @@
         </w:rPr>
         <w:t xml:space="preserve"> {</w:t>
       </w:r>
-      <w:proofErr w:type="gramEnd"/>
     </w:p>
     <w:p>
       <w:pPr>
@@ -7925,7 +7893,6 @@
         <w:t xml:space="preserve">    </w:t>
       </w:r>
       <w:proofErr w:type="spellStart"/>
-      <w:proofErr w:type="gramStart"/>
       <w:r>
         <w:rPr>
           <w:rFonts w:ascii="Courier New" w:hAnsi="Courier New" w:cs="Courier New"/>
@@ -7983,7 +7950,6 @@
         </w:rPr>
         <w:t>([</w:t>
       </w:r>
-      <w:proofErr w:type="gramEnd"/>
     </w:p>
     <w:p>
       <w:pPr>
@@ -9362,7 +9328,6 @@
         </w:rPr>
         <w:t xml:space="preserve">  </w:t>
       </w:r>
-      <w:proofErr w:type="gramStart"/>
       <w:r>
         <w:rPr>
           <w:rFonts w:ascii="Courier New" w:hAnsi="Courier New" w:cs="Courier New"/>
@@ -9435,7 +9400,6 @@
         </w:rPr>
         <w:t xml:space="preserve"> {</w:t>
       </w:r>
-      <w:proofErr w:type="gramEnd"/>
     </w:p>
     <w:p>
       <w:pPr>
@@ -10378,7 +10342,29 @@
           <w:sz w:val="28"/>
           <w:szCs w:val="28"/>
         </w:rPr>
-        <w:t xml:space="preserve"> and Proceed to Checkout"</w:t>
+        <w:t xml:space="preserve"> </w:t>
+      </w:r>
+      <w:proofErr w:type="spellStart"/>
+      <w:r>
+        <w:rPr>
+          <w:rFonts w:ascii="Times New Roman" w:hAnsi="Times New Roman"/>
+          <w:b/>
+          <w:bCs/>
+          <w:sz w:val="28"/>
+          <w:szCs w:val="28"/>
+        </w:rPr>
+        <w:t>and</w:t>
+      </w:r>
+      <w:proofErr w:type="spellEnd"/>
+      <w:r>
+        <w:rPr>
+          <w:rFonts w:ascii="Times New Roman" w:hAnsi="Times New Roman"/>
+          <w:b/>
+          <w:bCs/>
+          <w:sz w:val="28"/>
+          <w:szCs w:val="28"/>
+        </w:rPr>
+        <w:t xml:space="preserve"> Proceed to Checkout"</w:t>
       </w:r>
       <w:r>
         <w:rPr>
@@ -11378,7 +11364,6 @@
         </w:rPr>
         <w:t xml:space="preserve">  </w:t>
       </w:r>
-      <w:proofErr w:type="gramStart"/>
       <w:r>
         <w:rPr>
           <w:rFonts w:ascii="Courier New" w:hAnsi="Courier New" w:cs="Courier New"/>
@@ -11451,7 +11436,6 @@
         </w:rPr>
         <w:t xml:space="preserve"> {</w:t>
       </w:r>
-      <w:proofErr w:type="gramEnd"/>
     </w:p>
     <w:p>
       <w:pPr>
@@ -11686,20 +11670,9 @@
           <w:sz w:val="21"/>
           <w:szCs w:val="21"/>
         </w:rPr>
-        <w:t xml:space="preserve">, </w:t>
-      </w:r>
-      <w:proofErr w:type="gramStart"/>
-      <w:r>
-        <w:rPr>
-          <w:rFonts w:ascii="Courier New" w:hAnsi="Courier New" w:cs="Courier New"/>
-          <w:color w:val="D4D4D4"/>
-          <w:sz w:val="21"/>
-          <w:szCs w:val="21"/>
-        </w:rPr>
-        <w:t xml:space="preserve">{ </w:t>
-      </w:r>
-      <w:proofErr w:type="spellStart"/>
-      <w:proofErr w:type="gramEnd"/>
+        <w:t xml:space="preserve">, { </w:t>
+      </w:r>
+      <w:proofErr w:type="spellStart"/>
       <w:r>
         <w:rPr>
           <w:rFonts w:ascii="Courier New" w:hAnsi="Courier New" w:cs="Courier New"/>
@@ -11969,7 +11942,6 @@
         <w:t xml:space="preserve">    </w:t>
       </w:r>
       <w:proofErr w:type="spellStart"/>
-      <w:proofErr w:type="gramStart"/>
       <w:r>
         <w:rPr>
           <w:rFonts w:ascii="Courier New" w:hAnsi="Courier New" w:cs="Courier New"/>
@@ -12009,7 +11981,6 @@
         </w:rPr>
         <w:t>) {</w:t>
       </w:r>
-      <w:proofErr w:type="gramEnd"/>
     </w:p>
     <w:p>
       <w:pPr>
@@ -12430,20 +12401,9 @@
           <w:sz w:val="21"/>
           <w:szCs w:val="21"/>
         </w:rPr>
-        <w:t xml:space="preserve">, </w:t>
-      </w:r>
-      <w:proofErr w:type="gramStart"/>
-      <w:r>
-        <w:rPr>
-          <w:rFonts w:ascii="Courier New" w:hAnsi="Courier New" w:cs="Courier New"/>
-          <w:color w:val="D4D4D4"/>
-          <w:sz w:val="21"/>
-          <w:szCs w:val="21"/>
-        </w:rPr>
-        <w:t xml:space="preserve">{ </w:t>
-      </w:r>
-      <w:proofErr w:type="spellStart"/>
-      <w:proofErr w:type="gramEnd"/>
+        <w:t xml:space="preserve">, { </w:t>
+      </w:r>
+      <w:proofErr w:type="spellStart"/>
       <w:r>
         <w:rPr>
           <w:rFonts w:ascii="Courier New" w:hAnsi="Courier New" w:cs="Courier New"/>
@@ -12626,20 +12586,9 @@
           <w:sz w:val="21"/>
           <w:szCs w:val="21"/>
         </w:rPr>
-        <w:t xml:space="preserve">, </w:t>
-      </w:r>
-      <w:proofErr w:type="gramStart"/>
-      <w:r>
-        <w:rPr>
-          <w:rFonts w:ascii="Courier New" w:hAnsi="Courier New" w:cs="Courier New"/>
-          <w:color w:val="D4D4D4"/>
-          <w:sz w:val="21"/>
-          <w:szCs w:val="21"/>
-        </w:rPr>
-        <w:t xml:space="preserve">{ </w:t>
-      </w:r>
-      <w:proofErr w:type="spellStart"/>
-      <w:proofErr w:type="gramEnd"/>
+        <w:t xml:space="preserve">, { </w:t>
+      </w:r>
+      <w:proofErr w:type="spellStart"/>
       <w:r>
         <w:rPr>
           <w:rFonts w:ascii="Courier New" w:hAnsi="Courier New" w:cs="Courier New"/>
@@ -13165,20 +13114,9 @@
           <w:sz w:val="21"/>
           <w:szCs w:val="21"/>
         </w:rPr>
-        <w:t xml:space="preserve">, </w:t>
-      </w:r>
-      <w:proofErr w:type="gramStart"/>
-      <w:r>
-        <w:rPr>
-          <w:rFonts w:ascii="Courier New" w:hAnsi="Courier New" w:cs="Courier New"/>
-          <w:color w:val="D4D4D4"/>
-          <w:sz w:val="21"/>
-          <w:szCs w:val="21"/>
-        </w:rPr>
-        <w:t xml:space="preserve">{ </w:t>
-      </w:r>
-      <w:proofErr w:type="spellStart"/>
-      <w:proofErr w:type="gramEnd"/>
+        <w:t xml:space="preserve">, { </w:t>
+      </w:r>
+      <w:proofErr w:type="spellStart"/>
       <w:r>
         <w:rPr>
           <w:rFonts w:ascii="Courier New" w:hAnsi="Courier New" w:cs="Courier New"/>
@@ -13725,20 +13663,9 @@
           <w:sz w:val="21"/>
           <w:szCs w:val="21"/>
         </w:rPr>
-        <w:t xml:space="preserve">, </w:t>
-      </w:r>
-      <w:proofErr w:type="gramStart"/>
-      <w:r>
-        <w:rPr>
-          <w:rFonts w:ascii="Courier New" w:hAnsi="Courier New" w:cs="Courier New"/>
-          <w:color w:val="D4D4D4"/>
-          <w:sz w:val="21"/>
-          <w:szCs w:val="21"/>
-        </w:rPr>
-        <w:t xml:space="preserve">{ </w:t>
-      </w:r>
-      <w:proofErr w:type="spellStart"/>
-      <w:proofErr w:type="gramEnd"/>
+        <w:t xml:space="preserve">, { </w:t>
+      </w:r>
+      <w:proofErr w:type="spellStart"/>
       <w:r>
         <w:rPr>
           <w:rFonts w:ascii="Courier New" w:hAnsi="Courier New" w:cs="Courier New"/>
@@ -14063,20 +13990,9 @@
           <w:sz w:val="21"/>
           <w:szCs w:val="21"/>
         </w:rPr>
-        <w:t xml:space="preserve">, </w:t>
-      </w:r>
-      <w:proofErr w:type="gramStart"/>
-      <w:r>
-        <w:rPr>
-          <w:rFonts w:ascii="Courier New" w:hAnsi="Courier New" w:cs="Courier New"/>
-          <w:color w:val="D4D4D4"/>
-          <w:sz w:val="21"/>
-          <w:szCs w:val="21"/>
-        </w:rPr>
-        <w:t xml:space="preserve">{ </w:t>
-      </w:r>
-      <w:proofErr w:type="spellStart"/>
-      <w:proofErr w:type="gramEnd"/>
+        <w:t xml:space="preserve">, { </w:t>
+      </w:r>
+      <w:proofErr w:type="spellStart"/>
       <w:r>
         <w:rPr>
           <w:rFonts w:ascii="Courier New" w:hAnsi="Courier New" w:cs="Courier New"/>
@@ -14375,20 +14291,9 @@
           <w:sz w:val="21"/>
           <w:szCs w:val="21"/>
         </w:rPr>
-        <w:t xml:space="preserve">, </w:t>
-      </w:r>
-      <w:proofErr w:type="gramStart"/>
-      <w:r>
-        <w:rPr>
-          <w:rFonts w:ascii="Courier New" w:hAnsi="Courier New" w:cs="Courier New"/>
-          <w:color w:val="D4D4D4"/>
-          <w:sz w:val="21"/>
-          <w:szCs w:val="21"/>
-        </w:rPr>
-        <w:t xml:space="preserve">{ </w:t>
-      </w:r>
-      <w:proofErr w:type="spellStart"/>
-      <w:proofErr w:type="gramEnd"/>
+        <w:t xml:space="preserve">, { </w:t>
+      </w:r>
+      <w:proofErr w:type="spellStart"/>
       <w:r>
         <w:rPr>
           <w:rFonts w:ascii="Courier New" w:hAnsi="Courier New" w:cs="Courier New"/>
@@ -14604,7 +14509,27 @@
           <w:sz w:val="21"/>
           <w:szCs w:val="21"/>
         </w:rPr>
-        <w:t xml:space="preserve"> button'</w:t>
+        <w:t xml:space="preserve"> </w:t>
+      </w:r>
+      <w:proofErr w:type="spellStart"/>
+      <w:r>
+        <w:rPr>
+          <w:rFonts w:ascii="Courier New" w:hAnsi="Courier New" w:cs="Courier New"/>
+          <w:color w:val="CE9178"/>
+          <w:sz w:val="21"/>
+          <w:szCs w:val="21"/>
+        </w:rPr>
+        <w:t>button</w:t>
+      </w:r>
+      <w:proofErr w:type="spellEnd"/>
+      <w:r>
+        <w:rPr>
+          <w:rFonts w:ascii="Courier New" w:hAnsi="Courier New" w:cs="Courier New"/>
+          <w:color w:val="CE9178"/>
+          <w:sz w:val="21"/>
+          <w:szCs w:val="21"/>
+        </w:rPr>
+        <w:t>'</w:t>
       </w:r>
       <w:r>
         <w:rPr>
@@ -14963,32 +14888,43 @@
         <w:rPr>
           <w:sz w:val="28"/>
           <w:szCs w:val="28"/>
+          <w:lang w:val="en-US"/>
+        </w:rPr>
+      </w:pPr>
+      <w:r>
+        <w:rPr>
+          <w:sz w:val="28"/>
+          <w:szCs w:val="28"/>
           <w:lang w:val="uk-UA"/>
         </w:rPr>
-      </w:pPr>
-      <w:r>
-        <w:rPr>
-          <w:sz w:val="28"/>
-          <w:szCs w:val="28"/>
-          <w:lang w:val="uk-UA"/>
-        </w:rPr>
         <w:t xml:space="preserve">Посилання на репозиторій - </w:t>
       </w:r>
+      <w:hyperlink r:id="rId7" w:history="1">
+        <w:r>
+          <w:rPr>
+            <w:rStyle w:val="a6"/>
+            <w:sz w:val="28"/>
+            <w:szCs w:val="28"/>
+            <w:lang w:val="uk-UA"/>
+          </w:rPr>
+          <w:t>https://github.com/AndrewOny/TestLabs</w:t>
+        </w:r>
+      </w:hyperlink>
+    </w:p>
+    <w:p>
+      <w:pPr>
+        <w:pStyle w:val="a5"/>
+        <w:spacing w:before="0" w:beforeAutospacing="0" w:after="0" w:afterAutospacing="0" w:line="360" w:lineRule="auto"/>
+        <w:ind w:left="709"/>
+        <w:jc w:val="both"/>
+        <w:rPr>
+          <w:sz w:val="28"/>
+          <w:szCs w:val="28"/>
+          <w:lang w:val="en-US"/>
+        </w:rPr>
+      </w:pPr>
       <w:bookmarkStart w:id="1" w:name="_GoBack"/>
       <w:bookmarkEnd w:id="1"/>
-    </w:p>
-    <w:p>
-      <w:pPr>
-        <w:spacing w:after="0" w:line="360" w:lineRule="auto"/>
-        <w:ind w:firstLine="708"/>
-        <w:jc w:val="both"/>
-        <w:rPr>
-          <w:rFonts w:ascii="Times New Roman" w:hAnsi="Times New Roman"/>
-          <w:sz w:val="28"/>
-          <w:szCs w:val="28"/>
-          <w:lang w:val="uk-UA"/>
-        </w:rPr>
-      </w:pPr>
     </w:p>
     <w:sectPr>
       <w:pgSz w:w="11906" w:h="16838"/>
@@ -16930,7 +16866,7 @@
   <a:extraClrSchemeLst/>
   <a:extLst>
     <a:ext uri="{05A4C25C-085E-4340-85A3-A5531E510DB2}">
-      <thm15:themeFamily xmlns:thm15="http://schemas.microsoft.com/office/thememl/2012/main" xmlns="" name="Office Theme" id="{62F939B6-93AF-4DB8-9C6B-D6C7DFDC589F}" vid="{4A3C46E8-61CC-4603-A589-7422A47A8E4A}"/>
+      <thm15:themeFamily xmlns="" xmlns:thm15="http://schemas.microsoft.com/office/thememl/2012/main" name="Office Theme" id="{62F939B6-93AF-4DB8-9C6B-D6C7DFDC589F}" vid="{4A3C46E8-61CC-4603-A589-7422A47A8E4A}"/>
     </a:ext>
   </a:extLst>
 </a:theme>
